--- a/docs/ahg-2026/kit/agent-file-principles.docx
+++ b/docs/ahg-2026/kit/agent-file-principles.docx
@@ -35,7 +35,7 @@
     <w:p>
       <w:r>
         <w:rPr/>
-        <w:t>It follows the open Agent Skills format, the same one Accessibility Agents, GitHub Copilot, VS Code, Claude and ChatGPT read. The sources are at the end.</w:t>
+        <w:t>It follows the open Agent Skills format, the same one Accessibility Agents, GitHub Copilot, VS Code, Claude Code, Codex and Gemini CLI read. Any other assistant, ChatGPT in a browser included, takes the same file pasted in as its instructions. The sources are at the end.</w:t>
       </w:r>
     </w:p>
     <w:p>
@@ -366,7 +366,15 @@
     <w:p>
       <w:r>
         <w:rPr/>
-        <w:t>The description is the first thing an assistant reads, and often the only thing, when it decides whether to use your agent. Say what the agent does, then start a second sentence with "Use when". For example: "Plans alternate formats for a course document from a checker's report. Use when a student needs a course document in large print, audio or braille."</w:t>
+        <w:t xml:space="preserve">The description is the first thing an assistant reads, and often the only thing, when it decides whether to use your agent. VS Code reads only the name and description of every skill up front; it reads the rest of the file when the skill is used, and a file in </w:t>
+      </w:r>
+      <w:r>
+        <w:rPr/>
+        <w:t>references</w:t>
+      </w:r>
+      <w:r>
+        <w:rPr/>
+        <w:t xml:space="preserve"> only when the instructions point to it. Say what the agent does, then start a second sentence with "Use when". For example: "Plans alternate formats for a course document from a checker's report. Use when a student needs a course document in large print, audio or braille."</w:t>
       </w:r>
     </w:p>
     <w:p>
@@ -738,7 +746,7 @@
         <w:tblW w:type="auto" w:w="0"/>
         <w:tblLook w:firstColumn="1" w:firstRow="1" w:lastColumn="0" w:lastRow="0" w:noHBand="0" w:noVBand="1" w:val="04A0"/>
         <w:tblCaption w:val="Where an agent file lives"/>
-        <w:tblDescription w:val="Table: Where an agent file lives, 4 rows"/>
+        <w:tblDescription w:val="Table: Where an agent file lives, 5 rows"/>
       </w:tblPr>
       <w:tblGrid>
         <w:gridCol w:w="3120"/>
@@ -852,7 +860,7 @@
           <w:p>
             <w:r>
               <w:rPr/>
-              <w:t>GitHub Copilot CLI, Claude Code, Codex, Gemini CLI</w:t>
+              <w:t>GitHub Copilot CLI, Codex, Gemini CLI</w:t>
             </w:r>
           </w:p>
         </w:tc>
@@ -872,6 +880,53 @@
             <w:r>
               <w:rPr/>
               <w:t>~/.agents/skills/&lt;name&gt;/SKILL.md</w:t>
+            </w:r>
+            <w:r>
+              <w:rPr/>
+              <w:t xml:space="preserve"> for every project</w:t>
+            </w:r>
+          </w:p>
+        </w:tc>
+        <w:tc>
+          <w:tcPr>
+            <w:tcW w:type="dxa" w:w="3120"/>
+          </w:tcPr>
+          <w:p>
+            <w:r>
+              <w:rPr/>
+              <w:t>It appears by name</w:t>
+            </w:r>
+          </w:p>
+        </w:tc>
+      </w:tr>
+      <w:tr>
+        <w:tc>
+          <w:tcPr>
+            <w:tcW w:type="dxa" w:w="3120"/>
+          </w:tcPr>
+          <w:p>
+            <w:r>
+              <w:rPr/>
+              <w:t>Claude Code</w:t>
+            </w:r>
+          </w:p>
+        </w:tc>
+        <w:tc>
+          <w:tcPr>
+            <w:tcW w:type="dxa" w:w="3120"/>
+          </w:tcPr>
+          <w:p>
+            <w:r>
+              <w:rPr/>
+              <w:t>.claude/skills/&lt;name&gt;/SKILL.md</w:t>
+            </w:r>
+            <w:r>
+              <w:rPr/>
+              <w:t xml:space="preserve">, or </w:t>
+            </w:r>
+            <w:r>
+              <w:rPr/>
+              <w:t>~/.claude/skills/&lt;name&gt;/SKILL.md</w:t>
             </w:r>
             <w:r>
               <w:rPr/>
@@ -982,7 +1037,15 @@
       </w:r>
       <w:r>
         <w:rPr/>
-        <w:t>, do.</w:t>
+        <w:t xml:space="preserve">, do. VS Code and Claude Code read that field; it is not part of the open format, so other tools may ignore it. Never combine it with </w:t>
+      </w:r>
+      <w:r>
+        <w:rPr/>
+        <w:t>user-invocable: false</w:t>
+      </w:r>
+      <w:r>
+        <w:rPr/>
+        <w:t>: VS Code then neither offers the skill as a command nor loads it on its own, so it never runs. The Accessibility Agents reference skills in this kit do combine them, on purpose: nobody runs a reference on its own, and its entry points open the file by path.</w:t>
       </w:r>
     </w:p>
     <w:p>
@@ -991,6 +1054,12 @@
       </w:pPr>
       <w:r>
         <w:t>Sources</w:t>
+      </w:r>
+    </w:p>
+    <w:p>
+      <w:r>
+        <w:rPr/>
+        <w:t>Checked on 29 October 2026.</w:t>
       </w:r>
     </w:p>
     <w:p>
@@ -1008,7 +1077,31 @@
       </w:hyperlink>
       <w:r>
         <w:rPr/>
-        <w:t xml:space="preserve">: the file format, the header fields and their limits, and the advice to keep a file short and put the rest in </w:t>
+        <w:t>: the file format, the header fields and their limits (</w:t>
+      </w:r>
+      <w:r>
+        <w:rPr/>
+        <w:t>name</w:t>
+      </w:r>
+      <w:r>
+        <w:rPr/>
+        <w:t xml:space="preserve"> at most 64 characters and matching its folder, </w:t>
+      </w:r>
+      <w:r>
+        <w:rPr/>
+        <w:t>description</w:t>
+      </w:r>
+      <w:r>
+        <w:rPr/>
+        <w:t xml:space="preserve"> at most 1,024), and the advice to keep </w:t>
+      </w:r>
+      <w:r>
+        <w:rPr/>
+        <w:t>SKILL.md</w:t>
+      </w:r>
+      <w:r>
+        <w:rPr/>
+        <w:t xml:space="preserve"> under 500 lines and put the rest in </w:t>
       </w:r>
       <w:r>
         <w:rPr/>
@@ -1029,6 +1122,142 @@
             <w:rStyle w:val="Hyperlink"/>
             <w:u w:val="single"/>
           </w:rPr>
+          <w:t xml:space="preserve">VS Code: use Agent Skills</w:t>
+        </w:r>
+      </w:hyperlink>
+      <w:r>
+        <w:rPr/>
+        <w:t>: the folders VS Code searches (</w:t>
+      </w:r>
+      <w:r>
+        <w:rPr/>
+        <w:t>.github/skills</w:t>
+      </w:r>
+      <w:r>
+        <w:rPr/>
+        <w:t xml:space="preserve">, </w:t>
+      </w:r>
+      <w:r>
+        <w:rPr/>
+        <w:t>.claude/skills</w:t>
+      </w:r>
+      <w:r>
+        <w:rPr/>
+        <w:t xml:space="preserve">, </w:t>
+      </w:r>
+      <w:r>
+        <w:rPr/>
+        <w:t>.agents/skills</w:t>
+      </w:r>
+      <w:r>
+        <w:rPr/>
+        <w:t xml:space="preserve">, and </w:t>
+      </w:r>
+      <w:r>
+        <w:rPr/>
+        <w:t>~/.copilot/skills</w:t>
+      </w:r>
+      <w:r>
+        <w:rPr/>
+        <w:t xml:space="preserve"> for every project), how a skill becomes a </w:t>
+      </w:r>
+      <w:r>
+        <w:rPr/>
+        <w:t>/</w:t>
+      </w:r>
+      <w:r>
+        <w:rPr/>
+        <w:t xml:space="preserve"> command, </w:t>
+      </w:r>
+      <w:r>
+        <w:rPr/>
+        <w:t>user-invocable</w:t>
+      </w:r>
+      <w:r>
+        <w:rPr/>
+        <w:t xml:space="preserve"> and </w:t>
+      </w:r>
+      <w:r>
+        <w:rPr/>
+        <w:t>disable-model-invocation</w:t>
+      </w:r>
+      <w:r>
+        <w:rPr/>
+        <w:t>, and the three steps in which a skill is loaded.</w:t>
+      </w:r>
+    </w:p>
+    <w:p>
+      <w:pPr>
+        <w:pStyle w:val="ListBullet"/>
+      </w:pPr>
+      <w:hyperlink r:id="rId12">
+        <w:r>
+          <w:rPr>
+            <w:rStyle w:val="Hyperlink"/>
+            <w:u w:val="single"/>
+          </w:rPr>
+          <w:t xml:space="preserve">GitHub Docs: about agent skills</w:t>
+        </w:r>
+      </w:hyperlink>
+      <w:r>
+        <w:rPr/>
+        <w:t>: where GitHub Copilot and the Copilot CLI find skills.</w:t>
+      </w:r>
+    </w:p>
+    <w:p>
+      <w:pPr>
+        <w:pStyle w:val="ListBullet"/>
+      </w:pPr>
+      <w:hyperlink r:id="rId13">
+        <w:r>
+          <w:rPr>
+            <w:rStyle w:val="Hyperlink"/>
+            <w:u w:val="single"/>
+          </w:rPr>
+          <w:t xml:space="preserve">Claude Code: skills</w:t>
+        </w:r>
+      </w:hyperlink>
+      <w:r>
+        <w:rPr/>
+        <w:t xml:space="preserve">, </w:t>
+      </w:r>
+      <w:hyperlink r:id="rId14">
+        <w:r>
+          <w:rPr>
+            <w:rStyle w:val="Hyperlink"/>
+            <w:u w:val="single"/>
+          </w:rPr>
+          <w:t xml:space="preserve">Codex: build skills</w:t>
+        </w:r>
+      </w:hyperlink>
+      <w:r>
+        <w:rPr/>
+        <w:t xml:space="preserve"> and </w:t>
+      </w:r>
+      <w:hyperlink r:id="rId15">
+        <w:r>
+          <w:rPr>
+            <w:rStyle w:val="Hyperlink"/>
+            <w:u w:val="single"/>
+          </w:rPr>
+          <w:t xml:space="preserve">Gemini CLI: skills</w:t>
+        </w:r>
+      </w:hyperlink>
+      <w:r>
+        <w:rPr/>
+        <w:t>: where each of those tools finds skills.</w:t>
+      </w:r>
+    </w:p>
+    <w:p>
+      <w:pPr>
+        <w:pStyle w:val="ListBullet"/>
+      </w:pPr>
+      <w:hyperlink r:id="rId16">
+        <w:r>
+          <w:rPr>
+            <w:rStyle w:val="Hyperlink"/>
+            <w:u w:val="single"/>
+          </w:rPr>
           <w:t xml:space="preserve">Accessibility Agents: Agent Skills standard</w:t>
         </w:r>
       </w:hyperlink>
@@ -1041,7 +1270,7 @@
       <w:pPr>
         <w:pStyle w:val="ListBullet"/>
       </w:pPr>
-      <w:hyperlink r:id="rId12">
+      <w:hyperlink r:id="rId17">
         <w:r>
           <w:rPr>
             <w:rStyle w:val="Hyperlink"/>
@@ -1059,25 +1288,7 @@
       <w:pPr>
         <w:pStyle w:val="ListBullet"/>
       </w:pPr>
-      <w:hyperlink r:id="rId13">
-        <w:r>
-          <w:rPr>
-            <w:rStyle w:val="Hyperlink"/>
-            <w:u w:val="single"/>
-          </w:rPr>
-          <w:t xml:space="preserve">VS Code: agent skills</w:t>
-        </w:r>
-      </w:hyperlink>
-      <w:r>
-        <w:rPr/>
-        <w:t>: where VS Code finds skills, and how they become commands.</w:t>
-      </w:r>
-    </w:p>
-    <w:p>
-      <w:pPr>
-        <w:pStyle w:val="ListBullet"/>
-      </w:pPr>
-      <w:hyperlink r:id="rId14">
+      <w:hyperlink r:id="rId18">
         <w:r>
           <w:rPr>
             <w:rStyle w:val="Hyperlink"/>
@@ -1088,9 +1299,9 @@
       </w:hyperlink>
       <w:r>
         <w:rPr/>
-        <w:t xml:space="preserve"> and </w:t>
+        <w:t xml:space="preserve">, a W3C Recommendation (first published 5 October 2023, current edition 12 December 2024), and </w:t>
       </w:r>
-      <w:hyperlink r:id="rId15">
+      <w:hyperlink r:id="rId19">
         <w:r>
           <w:rPr>
             <w:rStyle w:val="Hyperlink"/>
@@ -1101,7 +1312,38 @@
       </w:hyperlink>
       <w:r>
         <w:rPr/>
-        <w:t>: the standard every workshop agent cites.</w:t>
+        <w:t xml:space="preserve">: the standard every workshop agent cites. </w:t>
+      </w:r>
+      <w:hyperlink r:id="rId20">
+        <w:r>
+          <w:rPr>
+            <w:rStyle w:val="Hyperlink"/>
+            <w:u w:val="single"/>
+          </w:rPr>
+          <w:t xml:space="preserve">WCAG 3.0</w:t>
+        </w:r>
+      </w:hyperlink>
+      <w:r>
+        <w:rPr/>
+        <w:t xml:space="preserve"> is a Working Draft, not a standard; no agent should cite it as one.</w:t>
+      </w:r>
+    </w:p>
+    <w:p>
+      <w:pPr>
+        <w:pStyle w:val="ListBullet"/>
+      </w:pPr>
+      <w:hyperlink r:id="rId21">
+        <w:r>
+          <w:rPr>
+            <w:rStyle w:val="Hyperlink"/>
+            <w:u w:val="single"/>
+          </w:rPr>
+          <w:t xml:space="preserve">ADA Title II web rule</w:t>
+        </w:r>
+      </w:hyperlink>
+      <w:r>
+        <w:rPr/>
+        <w:t>: public colleges and universities must meet WCAG 2.1 AA. An interim final rule of 20 April 2026 moved the dates to 26 April 2027 for entities of 50,000 people or more and 26 April 2028 for smaller ones.</w:t>
       </w:r>
     </w:p>
     <w:sectPr>
